--- a/app/uploads/templates/SOFA-NGOCHAN/quotation_2d1aefda.docx
+++ b/app/uploads/templates/SOFA-NGOCHAN/quotation_2d1aefda.docx
@@ -68,7 +68,7 @@
                 <w:caps w:val="0"/>
                 <w:smallCaps w:val="0"/>
                 <w:color w:val="000000" w:themeColor="text1" w:themeTint="FF" w:themeShade="FF"/>
-                <w:sz w:val="20"/>
+                <w:sz w:val="26"/>
                 <w:szCs w:val="20"/>
                 <w:lang w:val="vi"/>
               </w:rPr>
@@ -109,13 +109,16 @@
                 <w:caps w:val="0"/>
                 <w:smallCaps w:val="0"/>
                 <w:color w:val="000000" w:themeColor="text1" w:themeTint="FF" w:themeShade="FF"/>
-                <w:sz w:val="20"/>
+                <w:sz w:val="26"/>
                 <w:szCs w:val="20"/>
                 <w:lang w:val="vi"/>
               </w:rPr>
               <w:t>{{ company_address }}</w:t>
             </w:r>
             <w:r>
+              <w:rPr>
+                <w:rFonts w:ascii="Times New Roman" w:hAnsi="Times New Roman" w:eastAsia="Times New Roman"/>
+              </w:rPr>
               <w:drawing>
                 <wp:anchor distT="0" distB="0" distL="114300" distR="114300" simplePos="0" relativeHeight="251659264" behindDoc="1" locked="0" layoutInCell="1" allowOverlap="1" wp14:anchorId="1C1FA185" wp14:editId="2C3911BD">
                   <wp:simplePos x="0" y="0"/>
@@ -211,7 +214,7 @@
                 <w:caps w:val="0"/>
                 <w:smallCaps w:val="0"/>
                 <w:color w:val="000000" w:themeColor="text1" w:themeTint="FF" w:themeShade="FF"/>
-                <w:sz w:val="20"/>
+                <w:sz w:val="26"/>
                 <w:szCs w:val="20"/>
                 <w:lang w:val="vi"/>
               </w:rPr>
@@ -227,7 +230,7 @@
                 <w:caps w:val="0"/>
                 <w:smallCaps w:val="0"/>
                 <w:color w:val="000000" w:themeColor="text1" w:themeTint="FF" w:themeShade="FF"/>
-                <w:sz w:val="20"/>
+                <w:sz w:val="26"/>
                 <w:szCs w:val="20"/>
                 <w:lang w:val="vi"/>
               </w:rPr>
@@ -267,7 +270,7 @@
                 <w:caps w:val="0"/>
                 <w:smallCaps w:val="0"/>
                 <w:color w:val="000000" w:themeColor="text1" w:themeTint="FF" w:themeShade="FF"/>
-                <w:sz w:val="20"/>
+                <w:sz w:val="26"/>
                 <w:szCs w:val="20"/>
                 <w:lang w:val="vi"/>
               </w:rPr>
@@ -283,7 +286,7 @@
                 <w:caps w:val="0"/>
                 <w:smallCaps w:val="0"/>
                 <w:color w:val="000000" w:themeColor="text1" w:themeTint="FF" w:themeShade="FF"/>
-                <w:sz w:val="20"/>
+                <w:sz w:val="26"/>
                 <w:szCs w:val="20"/>
                 <w:lang w:val="vi"/>
               </w:rPr>
@@ -323,7 +326,7 @@
                 <w:caps w:val="0"/>
                 <w:smallCaps w:val="0"/>
                 <w:color w:val="000000" w:themeColor="text1" w:themeTint="FF" w:themeShade="FF"/>
-                <w:sz w:val="20"/>
+                <w:sz w:val="26"/>
                 <w:szCs w:val="20"/>
                 <w:lang w:val="vi"/>
               </w:rPr>
@@ -339,7 +342,7 @@
                 <w:caps w:val="0"/>
                 <w:smallCaps w:val="0"/>
                 <w:color w:val="000000" w:themeColor="text1" w:themeTint="FF" w:themeShade="FF"/>
-                <w:sz w:val="20"/>
+                <w:sz w:val="26"/>
                 <w:szCs w:val="20"/>
                 <w:lang w:val="vi"/>
               </w:rPr>
@@ -386,7 +389,7 @@
                 <w:caps w:val="0"/>
                 <w:smallCaps w:val="0"/>
                 <w:color w:val="000000" w:themeColor="text1" w:themeTint="FF" w:themeShade="FF"/>
-                <w:sz w:val="20"/>
+                <w:sz w:val="26"/>
                 <w:szCs w:val="20"/>
                 <w:lang w:val="vi"/>
               </w:rPr>
@@ -423,7 +426,7 @@
                 <w:caps w:val="0"/>
                 <w:smallCaps w:val="0"/>
                 <w:color w:val="000000" w:themeColor="text1" w:themeTint="FF" w:themeShade="FF"/>
-                <w:sz w:val="20"/>
+                <w:sz w:val="26"/>
                 <w:szCs w:val="20"/>
                 <w:lang w:val="vi"/>
               </w:rPr>
@@ -485,140 +488,140 @@
             </w:pPr>
             <w:r>
               <w:rPr>
-                <w:rFonts w:ascii="Times New Roman" w:hAnsi="Times New Roman" w:cs="Times New Roman"/>
+                <w:rFonts w:ascii="Times New Roman" w:hAnsi="Times New Roman" w:cs="Times New Roman" w:eastAsia="Times New Roman"/>
                 <w:i w:val="1"/>
                 <w:iCs w:val="1"/>
-                <w:sz w:val="20"/>
+                <w:sz w:val="26"/>
                 <w:szCs w:val="20"/>
               </w:rPr>
               <w:t>{{ city</w:t>
             </w:r>
             <w:r>
               <w:rPr>
-                <w:rFonts w:ascii="Times New Roman" w:hAnsi="Times New Roman" w:cs="Times New Roman"/>
+                <w:rFonts w:ascii="Times New Roman" w:hAnsi="Times New Roman" w:cs="Times New Roman" w:eastAsia="Times New Roman"/>
                 <w:i w:val="1"/>
                 <w:iCs w:val="1"/>
-                <w:sz w:val="20"/>
+                <w:sz w:val="26"/>
                 <w:szCs w:val="20"/>
               </w:rPr>
               <w:t xml:space="preserve"> }}, </w:t>
             </w:r>
             <w:r>
               <w:rPr>
-                <w:rFonts w:ascii="Times New Roman" w:hAnsi="Times New Roman" w:cs="Times New Roman"/>
+                <w:rFonts w:ascii="Times New Roman" w:hAnsi="Times New Roman" w:cs="Times New Roman" w:eastAsia="Times New Roman"/>
                 <w:i w:val="1"/>
                 <w:iCs w:val="1"/>
-                <w:sz w:val="20"/>
+                <w:sz w:val="26"/>
                 <w:szCs w:val="20"/>
               </w:rPr>
               <w:t>ngày</w:t>
             </w:r>
             <w:r>
               <w:rPr>
-                <w:rFonts w:ascii="Times New Roman" w:hAnsi="Times New Roman" w:cs="Times New Roman"/>
+                <w:rFonts w:ascii="Times New Roman" w:hAnsi="Times New Roman" w:cs="Times New Roman" w:eastAsia="Times New Roman"/>
                 <w:i w:val="1"/>
                 <w:iCs w:val="1"/>
-                <w:sz w:val="20"/>
+                <w:sz w:val="26"/>
                 <w:szCs w:val="20"/>
               </w:rPr>
               <w:t xml:space="preserve"> {{ </w:t>
             </w:r>
             <w:r>
               <w:rPr>
-                <w:rFonts w:ascii="Times New Roman" w:hAnsi="Times New Roman" w:cs="Times New Roman"/>
+                <w:rFonts w:ascii="Times New Roman" w:hAnsi="Times New Roman" w:cs="Times New Roman" w:eastAsia="Times New Roman"/>
                 <w:i w:val="1"/>
                 <w:iCs w:val="1"/>
-                <w:sz w:val="20"/>
+                <w:sz w:val="26"/>
                 <w:szCs w:val="20"/>
               </w:rPr>
               <w:t>quotation_day</w:t>
             </w:r>
             <w:r>
               <w:rPr>
-                <w:rFonts w:ascii="Times New Roman" w:hAnsi="Times New Roman" w:cs="Times New Roman"/>
+                <w:rFonts w:ascii="Times New Roman" w:hAnsi="Times New Roman" w:cs="Times New Roman" w:eastAsia="Times New Roman"/>
                 <w:i w:val="1"/>
                 <w:iCs w:val="1"/>
-                <w:sz w:val="20"/>
+                <w:sz w:val="26"/>
                 <w:szCs w:val="20"/>
               </w:rPr>
               <w:t xml:space="preserve"> }} </w:t>
             </w:r>
             <w:r>
               <w:rPr>
-                <w:rFonts w:ascii="Times New Roman" w:hAnsi="Times New Roman" w:cs="Times New Roman"/>
+                <w:rFonts w:ascii="Times New Roman" w:hAnsi="Times New Roman" w:cs="Times New Roman" w:eastAsia="Times New Roman"/>
                 <w:i w:val="1"/>
                 <w:iCs w:val="1"/>
-                <w:sz w:val="20"/>
+                <w:sz w:val="26"/>
                 <w:szCs w:val="20"/>
               </w:rPr>
               <w:t>tháng</w:t>
             </w:r>
             <w:r>
               <w:rPr>
-                <w:rFonts w:ascii="Times New Roman" w:hAnsi="Times New Roman" w:cs="Times New Roman"/>
+                <w:rFonts w:ascii="Times New Roman" w:hAnsi="Times New Roman" w:cs="Times New Roman" w:eastAsia="Times New Roman"/>
                 <w:i w:val="1"/>
                 <w:iCs w:val="1"/>
-                <w:sz w:val="20"/>
+                <w:sz w:val="26"/>
                 <w:szCs w:val="20"/>
               </w:rPr>
               <w:t xml:space="preserve"> {{ </w:t>
             </w:r>
             <w:r>
               <w:rPr>
-                <w:rFonts w:ascii="Times New Roman" w:hAnsi="Times New Roman" w:cs="Times New Roman"/>
+                <w:rFonts w:ascii="Times New Roman" w:hAnsi="Times New Roman" w:cs="Times New Roman" w:eastAsia="Times New Roman"/>
                 <w:i w:val="1"/>
                 <w:iCs w:val="1"/>
-                <w:sz w:val="20"/>
+                <w:sz w:val="26"/>
                 <w:szCs w:val="20"/>
               </w:rPr>
               <w:t>quotation_month</w:t>
             </w:r>
             <w:r>
               <w:rPr>
-                <w:rFonts w:ascii="Times New Roman" w:hAnsi="Times New Roman" w:cs="Times New Roman"/>
+                <w:rFonts w:ascii="Times New Roman" w:hAnsi="Times New Roman" w:cs="Times New Roman" w:eastAsia="Times New Roman"/>
                 <w:i w:val="1"/>
                 <w:iCs w:val="1"/>
-                <w:sz w:val="20"/>
+                <w:sz w:val="26"/>
                 <w:szCs w:val="20"/>
               </w:rPr>
               <w:t xml:space="preserve"> }} </w:t>
             </w:r>
             <w:r>
               <w:rPr>
-                <w:rFonts w:ascii="Times New Roman" w:hAnsi="Times New Roman" w:cs="Times New Roman"/>
+                <w:rFonts w:ascii="Times New Roman" w:hAnsi="Times New Roman" w:cs="Times New Roman" w:eastAsia="Times New Roman"/>
                 <w:i w:val="1"/>
                 <w:iCs w:val="1"/>
-                <w:sz w:val="20"/>
+                <w:sz w:val="26"/>
                 <w:szCs w:val="20"/>
               </w:rPr>
               <w:t>năm</w:t>
             </w:r>
             <w:r>
               <w:rPr>
-                <w:rFonts w:ascii="Times New Roman" w:hAnsi="Times New Roman" w:cs="Times New Roman"/>
+                <w:rFonts w:ascii="Times New Roman" w:hAnsi="Times New Roman" w:cs="Times New Roman" w:eastAsia="Times New Roman"/>
                 <w:i w:val="1"/>
                 <w:iCs w:val="1"/>
-                <w:sz w:val="20"/>
+                <w:sz w:val="26"/>
                 <w:szCs w:val="20"/>
               </w:rPr>
               <w:t xml:space="preserve"> {{ </w:t>
             </w:r>
             <w:r>
               <w:rPr>
-                <w:rFonts w:ascii="Times New Roman" w:hAnsi="Times New Roman" w:cs="Times New Roman"/>
+                <w:rFonts w:ascii="Times New Roman" w:hAnsi="Times New Roman" w:cs="Times New Roman" w:eastAsia="Times New Roman"/>
                 <w:i w:val="1"/>
                 <w:iCs w:val="1"/>
-                <w:sz w:val="20"/>
+                <w:sz w:val="26"/>
                 <w:szCs w:val="20"/>
               </w:rPr>
               <w:t>quotation_year</w:t>
             </w:r>
             <w:r>
               <w:rPr>
-                <w:rFonts w:ascii="Times New Roman" w:hAnsi="Times New Roman" w:cs="Times New Roman"/>
+                <w:rFonts w:ascii="Times New Roman" w:hAnsi="Times New Roman" w:cs="Times New Roman" w:eastAsia="Times New Roman"/>
                 <w:i w:val="1"/>
                 <w:iCs w:val="1"/>
-                <w:sz w:val="20"/>
+                <w:sz w:val="26"/>
                 <w:szCs w:val="20"/>
               </w:rPr>
               <w:t xml:space="preserve"> }}</w:t>
@@ -652,7 +655,7 @@
       </w:pPr>
       <w:r>
         <w:rPr>
-          <w:rFonts w:ascii="Times New Roman" w:hAnsi="Times New Roman" w:cs="Times New Roman"/>
+          <w:rFonts w:ascii="Times New Roman" w:hAnsi="Times New Roman" w:cs="Times New Roman" w:eastAsia="Times New Roman"/>
           <w:b w:val="1"/>
           <w:bCs w:val="1"/>
           <w:sz w:val="32"/>
@@ -675,50 +678,50 @@
       </w:pPr>
       <w:r>
         <w:rPr>
-          <w:rFonts w:ascii="Times New Roman" w:hAnsi="Times New Roman" w:cs="Times New Roman"/>
+          <w:rFonts w:ascii="Times New Roman" w:hAnsi="Times New Roman" w:cs="Times New Roman" w:eastAsia="Times New Roman"/>
           <w:i w:val="1"/>
           <w:iCs w:val="1"/>
-          <w:sz w:val="20"/>
+          <w:sz w:val="26"/>
           <w:szCs w:val="20"/>
         </w:rPr>
         <w:t>Số</w:t>
       </w:r>
       <w:r>
         <w:rPr>
-          <w:rFonts w:ascii="Times New Roman" w:hAnsi="Times New Roman" w:cs="Times New Roman"/>
+          <w:rFonts w:ascii="Times New Roman" w:hAnsi="Times New Roman" w:cs="Times New Roman" w:eastAsia="Times New Roman"/>
           <w:i w:val="1"/>
           <w:iCs w:val="1"/>
-          <w:sz w:val="20"/>
+          <w:sz w:val="26"/>
           <w:szCs w:val="20"/>
         </w:rPr>
         <w:t xml:space="preserve">: {{ </w:t>
       </w:r>
       <w:r>
         <w:rPr>
-          <w:rFonts w:ascii="Times New Roman" w:hAnsi="Times New Roman" w:cs="Times New Roman"/>
+          <w:rFonts w:ascii="Times New Roman" w:hAnsi="Times New Roman" w:cs="Times New Roman" w:eastAsia="Times New Roman"/>
           <w:i w:val="1"/>
           <w:iCs w:val="1"/>
-          <w:sz w:val="20"/>
+          <w:sz w:val="26"/>
           <w:szCs w:val="20"/>
         </w:rPr>
         <w:t>quotation_number</w:t>
       </w:r>
       <w:r>
         <w:rPr>
-          <w:rFonts w:ascii="Times New Roman" w:hAnsi="Times New Roman" w:cs="Times New Roman"/>
+          <w:rFonts w:ascii="Times New Roman" w:hAnsi="Times New Roman" w:cs="Times New Roman" w:eastAsia="Times New Roman"/>
           <w:i w:val="1"/>
           <w:iCs w:val="1"/>
-          <w:sz w:val="20"/>
+          <w:sz w:val="26"/>
           <w:szCs w:val="20"/>
         </w:rPr>
         <w:t xml:space="preserve"> }}</w:t>
       </w:r>
       <w:r>
         <w:rPr>
-          <w:rFonts w:ascii="Times New Roman" w:hAnsi="Times New Roman" w:cs="Times New Roman"/>
+          <w:rFonts w:ascii="Times New Roman" w:hAnsi="Times New Roman" w:cs="Times New Roman" w:eastAsia="Times New Roman"/>
           <w:i w:val="1"/>
           <w:iCs w:val="1"/>
-          <w:sz w:val="20"/>
+          <w:sz w:val="26"/>
           <w:szCs w:val="20"/>
         </w:rPr>
         <w:t>/HDDV/BGNH</w:t>
@@ -736,86 +739,86 @@
       </w:pPr>
       <w:r>
         <w:rPr>
-          <w:rFonts w:ascii="Times New Roman" w:hAnsi="Times New Roman" w:cs="Times New Roman"/>
+          <w:rFonts w:ascii="Times New Roman" w:hAnsi="Times New Roman" w:cs="Times New Roman" w:eastAsia="Times New Roman"/>
           <w:b w:val="1"/>
           <w:bCs w:val="1"/>
-          <w:sz w:val="20"/>
+          <w:sz w:val="26"/>
           <w:szCs w:val="20"/>
         </w:rPr>
         <w:t>Kính</w:t>
       </w:r>
       <w:r>
         <w:rPr>
-          <w:rFonts w:ascii="Times New Roman" w:hAnsi="Times New Roman" w:cs="Times New Roman"/>
+          <w:rFonts w:ascii="Times New Roman" w:hAnsi="Times New Roman" w:cs="Times New Roman" w:eastAsia="Times New Roman"/>
           <w:b w:val="1"/>
           <w:bCs w:val="1"/>
-          <w:sz w:val="20"/>
+          <w:sz w:val="26"/>
           <w:szCs w:val="20"/>
         </w:rPr>
         <w:t xml:space="preserve"> </w:t>
       </w:r>
       <w:r>
         <w:rPr>
-          <w:rFonts w:ascii="Times New Roman" w:hAnsi="Times New Roman" w:cs="Times New Roman"/>
+          <w:rFonts w:ascii="Times New Roman" w:hAnsi="Times New Roman" w:cs="Times New Roman" w:eastAsia="Times New Roman"/>
           <w:b w:val="1"/>
           <w:bCs w:val="1"/>
-          <w:sz w:val="20"/>
+          <w:sz w:val="26"/>
           <w:szCs w:val="20"/>
         </w:rPr>
         <w:t>gửi</w:t>
       </w:r>
       <w:r>
         <w:rPr>
-          <w:rFonts w:ascii="Times New Roman" w:hAnsi="Times New Roman" w:cs="Times New Roman"/>
-          <w:sz w:val="20"/>
+          <w:rFonts w:ascii="Times New Roman" w:hAnsi="Times New Roman" w:cs="Times New Roman" w:eastAsia="Times New Roman"/>
+          <w:sz w:val="26"/>
           <w:szCs w:val="20"/>
         </w:rPr>
         <w:t xml:space="preserve">: Quý </w:t>
       </w:r>
       <w:r>
         <w:rPr>
-          <w:rFonts w:ascii="Times New Roman" w:hAnsi="Times New Roman" w:cs="Times New Roman"/>
-          <w:sz w:val="20"/>
+          <w:rFonts w:ascii="Times New Roman" w:hAnsi="Times New Roman" w:cs="Times New Roman" w:eastAsia="Times New Roman"/>
+          <w:sz w:val="26"/>
           <w:szCs w:val="20"/>
         </w:rPr>
         <w:t>khách</w:t>
       </w:r>
       <w:r>
         <w:rPr>
-          <w:rFonts w:ascii="Times New Roman" w:hAnsi="Times New Roman" w:cs="Times New Roman"/>
-          <w:sz w:val="20"/>
+          <w:rFonts w:ascii="Times New Roman" w:hAnsi="Times New Roman" w:cs="Times New Roman" w:eastAsia="Times New Roman"/>
+          <w:sz w:val="26"/>
           <w:szCs w:val="20"/>
         </w:rPr>
         <w:t xml:space="preserve"> </w:t>
       </w:r>
       <w:r>
         <w:rPr>
-          <w:rFonts w:ascii="Times New Roman" w:hAnsi="Times New Roman" w:cs="Times New Roman"/>
-          <w:sz w:val="20"/>
+          <w:rFonts w:ascii="Times New Roman" w:hAnsi="Times New Roman" w:cs="Times New Roman" w:eastAsia="Times New Roman"/>
+          <w:sz w:val="26"/>
           <w:szCs w:val="20"/>
         </w:rPr>
         <w:t>hàng</w:t>
       </w:r>
       <w:r>
         <w:rPr>
-          <w:rFonts w:ascii="Times New Roman" w:hAnsi="Times New Roman" w:cs="Times New Roman"/>
-          <w:sz w:val="20"/>
+          <w:rFonts w:ascii="Times New Roman" w:hAnsi="Times New Roman" w:cs="Times New Roman" w:eastAsia="Times New Roman"/>
+          <w:sz w:val="26"/>
           <w:szCs w:val="20"/>
         </w:rPr>
         <w:t xml:space="preserve"> {{ </w:t>
       </w:r>
       <w:r>
         <w:rPr>
-          <w:rFonts w:ascii="Times New Roman" w:hAnsi="Times New Roman" w:cs="Times New Roman"/>
-          <w:sz w:val="20"/>
+          <w:rFonts w:ascii="Times New Roman" w:hAnsi="Times New Roman" w:cs="Times New Roman" w:eastAsia="Times New Roman"/>
+          <w:sz w:val="26"/>
           <w:szCs w:val="20"/>
         </w:rPr>
         <w:t>customer_name</w:t>
       </w:r>
       <w:r>
         <w:rPr>
-          <w:rFonts w:ascii="Times New Roman" w:hAnsi="Times New Roman" w:cs="Times New Roman"/>
-          <w:sz w:val="20"/>
+          <w:rFonts w:ascii="Times New Roman" w:hAnsi="Times New Roman" w:cs="Times New Roman" w:eastAsia="Times New Roman"/>
+          <w:sz w:val="26"/>
           <w:szCs w:val="20"/>
         </w:rPr>
         <w:t xml:space="preserve"> }}</w:t>
@@ -832,16 +835,16 @@
       </w:pPr>
       <w:r>
         <w:rPr>
-          <w:rFonts w:ascii="Times New Roman" w:hAnsi="Times New Roman" w:cs="Times New Roman"/>
-          <w:sz w:val="20"/>
+          <w:rFonts w:ascii="Times New Roman" w:hAnsi="Times New Roman" w:cs="Times New Roman" w:eastAsia="Times New Roman"/>
+          <w:sz w:val="26"/>
           <w:szCs w:val="20"/>
         </w:rPr>
         <w:t>Chúng tôi,</w:t>
       </w:r>
       <w:r>
         <w:rPr>
-          <w:rFonts w:ascii="Times New Roman" w:hAnsi="Times New Roman" w:cs="Times New Roman"/>
-          <w:sz w:val="20"/>
+          <w:rFonts w:ascii="Times New Roman" w:hAnsi="Times New Roman" w:cs="Times New Roman" w:eastAsia="Times New Roman"/>
+          <w:sz w:val="26"/>
           <w:szCs w:val="20"/>
         </w:rPr>
         <w:t xml:space="preserve"> {{ company_name }} trân trọng báo giá như sau:</w:t>
@@ -891,10 +894,10 @@
             </w:pPr>
             <w:r>
               <w:rPr>
-                <w:rFonts w:ascii="Times New Roman" w:hAnsi="Times New Roman" w:cs="Times New Roman"/>
+                <w:rFonts w:ascii="Times New Roman" w:hAnsi="Times New Roman" w:cs="Times New Roman" w:eastAsia="Times New Roman"/>
                 <w:b/>
                 <w:color w:val="FFFFFF"/>
-                <w:sz w:val="20"/>
+                <w:sz w:val="26"/>
                 <w:szCs w:val="24"/>
               </w:rPr>
               <w:t>STT</w:t>
@@ -919,10 +922,10 @@
             </w:pPr>
             <w:r>
               <w:rPr>
-                <w:rFonts w:ascii="Times New Roman" w:hAnsi="Times New Roman" w:cs="Times New Roman"/>
+                <w:rFonts w:ascii="Times New Roman" w:hAnsi="Times New Roman" w:cs="Times New Roman" w:eastAsia="Times New Roman"/>
                 <w:b/>
                 <w:color w:val="FFFFFF"/>
-                <w:sz w:val="20"/>
+                <w:sz w:val="26"/>
                 <w:szCs w:val="24"/>
               </w:rPr>
               <w:t>NỘI DUNG CÔNG VIỆC</w:t>
@@ -949,10 +952,10 @@
             </w:pPr>
             <w:r>
               <w:rPr>
-                <w:rFonts w:ascii="Times New Roman" w:hAnsi="Times New Roman" w:cs="Times New Roman"/>
+                <w:rFonts w:ascii="Times New Roman" w:hAnsi="Times New Roman" w:cs="Times New Roman" w:eastAsia="Times New Roman"/>
                 <w:b/>
                 <w:color w:val="FFFFFF"/>
-                <w:sz w:val="20"/>
+                <w:sz w:val="26"/>
                 <w:szCs w:val="24"/>
               </w:rPr>
               <w:t>HÌNH ẢNH</w:t>
@@ -977,10 +980,10 @@
             </w:pPr>
             <w:r>
               <w:rPr>
-                <w:rFonts w:ascii="Times New Roman" w:hAnsi="Times New Roman" w:cs="Times New Roman"/>
+                <w:rFonts w:ascii="Times New Roman" w:hAnsi="Times New Roman" w:cs="Times New Roman" w:eastAsia="Times New Roman"/>
                 <w:b/>
                 <w:color w:val="FFFFFF"/>
-                <w:sz w:val="20"/>
+                <w:sz w:val="26"/>
                 <w:szCs w:val="24"/>
               </w:rPr>
               <w:t>ĐVT</w:t>
@@ -1005,10 +1008,10 @@
             </w:pPr>
             <w:r>
               <w:rPr>
-                <w:rFonts w:ascii="Times New Roman" w:hAnsi="Times New Roman" w:cs="Times New Roman"/>
+                <w:rFonts w:ascii="Times New Roman" w:hAnsi="Times New Roman" w:cs="Times New Roman" w:eastAsia="Times New Roman"/>
                 <w:b/>
                 <w:color w:val="FFFFFF"/>
-                <w:sz w:val="20"/>
+                <w:sz w:val="26"/>
                 <w:szCs w:val="24"/>
               </w:rPr>
               <w:t>SỐ LƯỢNG</w:t>
@@ -1033,10 +1036,10 @@
             </w:pPr>
             <w:r>
               <w:rPr>
-                <w:rFonts w:ascii="Times New Roman" w:hAnsi="Times New Roman" w:cs="Times New Roman"/>
+                <w:rFonts w:ascii="Times New Roman" w:hAnsi="Times New Roman" w:cs="Times New Roman" w:eastAsia="Times New Roman"/>
                 <w:b/>
                 <w:color w:val="FFFFFF"/>
-                <w:sz w:val="20"/>
+                <w:sz w:val="26"/>
                 <w:szCs w:val="24"/>
               </w:rPr>
               <w:t>ĐƠN GIÁ</w:t>
@@ -1061,10 +1064,10 @@
             </w:pPr>
             <w:r>
               <w:rPr>
-                <w:rFonts w:ascii="Times New Roman" w:hAnsi="Times New Roman" w:cs="Times New Roman"/>
+                <w:rFonts w:ascii="Times New Roman" w:hAnsi="Times New Roman" w:cs="Times New Roman" w:eastAsia="Times New Roman"/>
                 <w:b/>
                 <w:color w:val="FFFFFF"/>
-                <w:sz w:val="20"/>
+                <w:sz w:val="26"/>
                 <w:szCs w:val="24"/>
               </w:rPr>
               <w:t>THÀNH TIỀN</w:t>
@@ -1091,8 +1094,8 @@
             </w:pPr>
             <w:r>
               <w:rPr>
-                <w:rFonts w:ascii="Times New Roman" w:hAnsi="Times New Roman" w:cs="Times New Roman"/>
-                <w:sz w:val="2"/>
+                <w:rFonts w:ascii="Times New Roman" w:hAnsi="Times New Roman" w:cs="Times New Roman" w:eastAsia="Times New Roman"/>
+                <w:sz w:val="26"/>
                 <w:szCs w:val="2"/>
               </w:rPr>
               <w:t>{%tr for item in items %}</w:t>
@@ -1211,8 +1214,8 @@
             </w:pPr>
             <w:r>
               <w:rPr>
-                <w:rFonts w:ascii="Times New Roman" w:hAnsi="Times New Roman" w:cs="Times New Roman"/>
-                <w:sz w:val="20"/>
+                <w:rFonts w:ascii="Times New Roman" w:hAnsi="Times New Roman" w:cs="Times New Roman" w:eastAsia="Times New Roman"/>
+                <w:sz w:val="26"/>
                 <w:szCs w:val="24"/>
               </w:rPr>
               <w:t>{{ item.stt }}</w:t>
@@ -1236,8 +1239,8 @@
             </w:pPr>
             <w:r>
               <w:rPr>
-                <w:rFonts w:ascii="Times New Roman" w:hAnsi="Times New Roman" w:cs="Times New Roman"/>
-                <w:sz w:val="20"/>
+                <w:rFonts w:ascii="Times New Roman" w:hAnsi="Times New Roman" w:cs="Times New Roman" w:eastAsia="Times New Roman"/>
+                <w:sz w:val="26"/>
                 <w:szCs w:val="24"/>
               </w:rPr>
               <w:t>{{ item.name }}</w:t>
@@ -1261,8 +1264,8 @@
             </w:pPr>
             <w:r>
               <w:rPr>
-                <w:rFonts w:ascii="Times New Roman" w:hAnsi="Times New Roman" w:cs="Times New Roman"/>
-                <w:sz w:val="20"/>
+                <w:rFonts w:ascii="Times New Roman" w:hAnsi="Times New Roman" w:cs="Times New Roman" w:eastAsia="Times New Roman"/>
+                <w:sz w:val="26"/>
                 <w:szCs w:val="24"/>
               </w:rPr>
               <w:t>{{ item.image }}</w:t>
@@ -1286,8 +1289,8 @@
             </w:pPr>
             <w:r>
               <w:rPr>
-                <w:rFonts w:ascii="Times New Roman" w:hAnsi="Times New Roman" w:cs="Times New Roman"/>
-                <w:sz w:val="20"/>
+                <w:rFonts w:ascii="Times New Roman" w:hAnsi="Times New Roman" w:cs="Times New Roman" w:eastAsia="Times New Roman"/>
+                <w:sz w:val="26"/>
                 <w:szCs w:val="24"/>
               </w:rPr>
               <w:t>{{ item.unit }}</w:t>
@@ -1311,8 +1314,8 @@
             </w:pPr>
             <w:r>
               <w:rPr>
-                <w:rFonts w:ascii="Times New Roman" w:hAnsi="Times New Roman" w:cs="Times New Roman"/>
-                <w:sz w:val="20"/>
+                <w:rFonts w:ascii="Times New Roman" w:hAnsi="Times New Roman" w:cs="Times New Roman" w:eastAsia="Times New Roman"/>
+                <w:sz w:val="26"/>
                 <w:szCs w:val="24"/>
               </w:rPr>
               <w:t>{{ item.quantity }}</w:t>
@@ -1336,8 +1339,8 @@
             </w:pPr>
             <w:r>
               <w:rPr>
-                <w:rFonts w:ascii="Times New Roman" w:hAnsi="Times New Roman" w:cs="Times New Roman"/>
-                <w:sz w:val="20"/>
+                <w:rFonts w:ascii="Times New Roman" w:hAnsi="Times New Roman" w:cs="Times New Roman" w:eastAsia="Times New Roman"/>
+                <w:sz w:val="26"/>
                 <w:szCs w:val="24"/>
               </w:rPr>
               <w:t>{{ item.unit_price }}</w:t>
@@ -1361,8 +1364,8 @@
             </w:pPr>
             <w:r>
               <w:rPr>
-                <w:rFonts w:ascii="Times New Roman" w:hAnsi="Times New Roman" w:cs="Times New Roman"/>
-                <w:sz w:val="20"/>
+                <w:rFonts w:ascii="Times New Roman" w:hAnsi="Times New Roman" w:cs="Times New Roman" w:eastAsia="Times New Roman"/>
+                <w:sz w:val="26"/>
                 <w:szCs w:val="24"/>
               </w:rPr>
               <w:t>{{ item.total }}</w:t>
@@ -1389,8 +1392,8 @@
             </w:pPr>
             <w:r>
               <w:rPr>
-                <w:rFonts w:ascii="Times New Roman" w:hAnsi="Times New Roman" w:cs="Times New Roman"/>
-                <w:sz w:val="2"/>
+                <w:rFonts w:ascii="Times New Roman" w:hAnsi="Times New Roman" w:cs="Times New Roman" w:eastAsia="Times New Roman"/>
+                <w:sz w:val="26"/>
                 <w:szCs w:val="2"/>
               </w:rPr>
               <w:t>{%tr endfor %}</w:t>
@@ -1529,9 +1532,9 @@
             </w:pPr>
             <w:r>
               <w:rPr>
-                <w:rFonts w:ascii="Times New Roman" w:hAnsi="Times New Roman" w:cs="Times New Roman"/>
+                <w:rFonts w:ascii="Times New Roman" w:hAnsi="Times New Roman" w:cs="Times New Roman" w:eastAsia="Times New Roman"/>
                 <w:b/>
-                <w:sz w:val="20"/>
+                <w:sz w:val="26"/>
                 <w:szCs w:val="20"/>
               </w:rPr>
               <w:t>Cộng tiền hàng:</w:t>
@@ -1556,8 +1559,8 @@
             </w:pPr>
             <w:r>
               <w:rPr>
-                <w:rFonts w:ascii="Times New Roman" w:hAnsi="Times New Roman" w:cs="Times New Roman"/>
-                <w:sz w:val="20"/>
+                <w:rFonts w:ascii="Times New Roman" w:hAnsi="Times New Roman" w:cs="Times New Roman" w:eastAsia="Times New Roman"/>
+                <w:sz w:val="26"/>
                 <w:szCs w:val="20"/>
               </w:rPr>
               <w:t>{{ subtotal }}</w:t>
@@ -1606,9 +1609,9 @@
             </w:pPr>
             <w:r>
               <w:rPr>
-                <w:rFonts w:ascii="Times New Roman" w:hAnsi="Times New Roman" w:cs="Times New Roman"/>
+                <w:rFonts w:ascii="Times New Roman" w:hAnsi="Times New Roman" w:cs="Times New Roman" w:eastAsia="Times New Roman"/>
                 <w:b/>
-                <w:sz w:val="20"/>
+                <w:sz w:val="26"/>
                 <w:szCs w:val="20"/>
               </w:rPr>
               <w:t>Thuế VAT {{ vat_rate }}%:</w:t>
@@ -1633,8 +1636,8 @@
             </w:pPr>
             <w:r>
               <w:rPr>
-                <w:rFonts w:ascii="Times New Roman" w:hAnsi="Times New Roman" w:cs="Times New Roman"/>
-                <w:sz w:val="20"/>
+                <w:rFonts w:ascii="Times New Roman" w:hAnsi="Times New Roman" w:cs="Times New Roman" w:eastAsia="Times New Roman"/>
+                <w:sz w:val="26"/>
                 <w:szCs w:val="20"/>
               </w:rPr>
               <w:t>{{ vat_amount }}</w:t>
@@ -1683,9 +1686,9 @@
             </w:pPr>
             <w:r>
               <w:rPr>
-                <w:rFonts w:ascii="Times New Roman" w:hAnsi="Times New Roman" w:cs="Times New Roman"/>
+                <w:rFonts w:ascii="Times New Roman" w:hAnsi="Times New Roman" w:cs="Times New Roman" w:eastAsia="Times New Roman"/>
                 <w:b/>
-                <w:sz w:val="20"/>
+                <w:sz w:val="26"/>
                 <w:szCs w:val="20"/>
               </w:rPr>
               <w:t>TỔNG CỘNG:</w:t>
@@ -1710,9 +1713,9 @@
             </w:pPr>
             <w:r>
               <w:rPr>
-                <w:rFonts w:ascii="Times New Roman" w:hAnsi="Times New Roman" w:cs="Times New Roman"/>
+                <w:rFonts w:ascii="Times New Roman" w:hAnsi="Times New Roman" w:cs="Times New Roman" w:eastAsia="Times New Roman"/>
                 <w:b/>
-                <w:sz w:val="20"/>
+                <w:sz w:val="26"/>
                 <w:szCs w:val="20"/>
               </w:rPr>
               <w:t>{{ total_amount }}</w:t>
@@ -1732,35 +1735,35 @@
       </w:pPr>
       <w:r>
         <w:rPr>
-          <w:rFonts w:ascii="Times New Roman" w:hAnsi="Times New Roman" w:cs="Times New Roman"/>
-          <w:sz w:val="20"/>
+          <w:rFonts w:ascii="Times New Roman" w:hAnsi="Times New Roman" w:cs="Times New Roman" w:eastAsia="Times New Roman"/>
+          <w:sz w:val="26"/>
           <w:szCs w:val="20"/>
         </w:rPr>
         <w:t xml:space="preserve">(Bằng chữ: {{ </w:t>
       </w:r>
       <w:r>
         <w:rPr>
-          <w:rFonts w:ascii="Times New Roman" w:hAnsi="Times New Roman" w:cs="Times New Roman"/>
+          <w:rFonts w:ascii="Times New Roman" w:hAnsi="Times New Roman" w:cs="Times New Roman" w:eastAsia="Times New Roman"/>
           <w:bCs/>
           <w:i/>
-          <w:sz w:val="20"/>
+          <w:sz w:val="26"/>
           <w:szCs w:val="20"/>
         </w:rPr>
         <w:t>amount_in_words</w:t>
       </w:r>
       <w:r>
         <w:rPr>
-          <w:rFonts w:ascii="Times New Roman" w:hAnsi="Times New Roman" w:cs="Times New Roman"/>
+          <w:rFonts w:ascii="Times New Roman" w:hAnsi="Times New Roman" w:cs="Times New Roman" w:eastAsia="Times New Roman"/>
           <w:bCs/>
-          <w:sz w:val="20"/>
+          <w:sz w:val="26"/>
           <w:szCs w:val="20"/>
         </w:rPr>
         <w:t xml:space="preserve"> </w:t>
       </w:r>
       <w:r>
         <w:rPr>
-          <w:rFonts w:ascii="Times New Roman" w:hAnsi="Times New Roman" w:cs="Times New Roman"/>
-          <w:sz w:val="20"/>
+          <w:rFonts w:ascii="Times New Roman" w:hAnsi="Times New Roman" w:cs="Times New Roman" w:eastAsia="Times New Roman"/>
+          <w:sz w:val="26"/>
           <w:szCs w:val="20"/>
         </w:rPr>
         <w:t>}})</w:t>
@@ -1778,9 +1781,9 @@
       </w:pPr>
       <w:r>
         <w:rPr>
-          <w:rFonts w:ascii="Times New Roman" w:hAnsi="Times New Roman" w:cs="Times New Roman"/>
+          <w:rFonts w:ascii="Times New Roman" w:hAnsi="Times New Roman" w:cs="Times New Roman" w:eastAsia="Times New Roman"/>
           <w:b/>
-          <w:sz w:val="20"/>
+          <w:sz w:val="26"/>
           <w:szCs w:val="20"/>
         </w:rPr>
         <w:t>ĐIỀU KHOẢN:</w:t>
@@ -1797,8 +1800,8 @@
       </w:pPr>
       <w:r>
         <w:rPr>
-          <w:rFonts w:ascii="Times New Roman" w:hAnsi="Times New Roman" w:cs="Times New Roman"/>
-          <w:sz w:val="20"/>
+          <w:rFonts w:ascii="Times New Roman" w:hAnsi="Times New Roman" w:cs="Times New Roman" w:eastAsia="Times New Roman"/>
+          <w:sz w:val="26"/>
           <w:szCs w:val="20"/>
         </w:rPr>
         <w:t>{{ payment_terms }}</w:t>
@@ -1815,9 +1818,9 @@
       </w:pPr>
       <w:r>
         <w:rPr>
-          <w:rFonts w:ascii="Times New Roman" w:hAnsi="Times New Roman" w:cs="Times New Roman"/>
+          <w:rFonts w:ascii="Times New Roman" w:hAnsi="Times New Roman" w:cs="Times New Roman" w:eastAsia="Times New Roman"/>
           <w:b/>
-          <w:sz w:val="20"/>
+          <w:sz w:val="26"/>
           <w:szCs w:val="20"/>
         </w:rPr>
         <w:t>THANH TOÁN:</w:t>
@@ -1834,16 +1837,16 @@
       </w:pPr>
       <w:r>
         <w:rPr>
-          <w:rFonts w:ascii="Times New Roman" w:hAnsi="Times New Roman" w:cs="Times New Roman"/>
-          <w:sz w:val="20"/>
+          <w:rFonts w:ascii="Times New Roman" w:hAnsi="Times New Roman" w:cs="Times New Roman" w:eastAsia="Times New Roman"/>
+          <w:sz w:val="26"/>
           <w:szCs w:val="20"/>
         </w:rPr>
         <w:t xml:space="preserve">- </w:t>
       </w:r>
       <w:r>
         <w:rPr>
-          <w:rFonts w:ascii="Times New Roman" w:hAnsi="Times New Roman" w:cs="Times New Roman"/>
-          <w:sz w:val="20"/>
+          <w:rFonts w:ascii="Times New Roman" w:hAnsi="Times New Roman" w:cs="Times New Roman" w:eastAsia="Times New Roman"/>
+          <w:sz w:val="26"/>
           <w:szCs w:val="20"/>
         </w:rPr>
         <w:t>Hình thức: Chuyển khoản vào tài khoản công ty</w:t>
@@ -1860,24 +1863,24 @@
       </w:pPr>
       <w:r>
         <w:rPr>
-          <w:rFonts w:ascii="Times New Roman" w:hAnsi="Times New Roman" w:cs="Times New Roman"/>
-          <w:sz w:val="20"/>
+          <w:rFonts w:ascii="Times New Roman" w:hAnsi="Times New Roman" w:cs="Times New Roman" w:eastAsia="Times New Roman"/>
+          <w:sz w:val="26"/>
           <w:szCs w:val="20"/>
         </w:rPr>
         <w:t xml:space="preserve">- </w:t>
       </w:r>
       <w:r>
         <w:rPr>
-          <w:rFonts w:ascii="Times New Roman" w:hAnsi="Times New Roman" w:cs="Times New Roman"/>
-          <w:sz w:val="20"/>
+          <w:rFonts w:ascii="Times New Roman" w:hAnsi="Times New Roman" w:cs="Times New Roman" w:eastAsia="Times New Roman"/>
+          <w:sz w:val="26"/>
           <w:szCs w:val="20"/>
         </w:rPr>
         <w:t>Ngân hàng</w:t>
       </w:r>
       <w:r>
         <w:rPr>
-          <w:rFonts w:ascii="Times New Roman" w:hAnsi="Times New Roman" w:cs="Times New Roman"/>
-          <w:sz w:val="20"/>
+          <w:rFonts w:ascii="Times New Roman" w:hAnsi="Times New Roman" w:cs="Times New Roman" w:eastAsia="Times New Roman"/>
+          <w:sz w:val="26"/>
           <w:szCs w:val="20"/>
         </w:rPr>
         <w:t>: {{ company_bank_name }}</w:t>
@@ -1894,24 +1897,24 @@
       </w:pPr>
       <w:r>
         <w:rPr>
-          <w:rFonts w:ascii="Times New Roman" w:hAnsi="Times New Roman" w:cs="Times New Roman"/>
-          <w:sz w:val="20"/>
+          <w:rFonts w:ascii="Times New Roman" w:hAnsi="Times New Roman" w:cs="Times New Roman" w:eastAsia="Times New Roman"/>
+          <w:sz w:val="26"/>
           <w:szCs w:val="20"/>
         </w:rPr>
         <w:t xml:space="preserve">- </w:t>
       </w:r>
       <w:r>
         <w:rPr>
-          <w:rFonts w:ascii="Times New Roman" w:hAnsi="Times New Roman" w:cs="Times New Roman"/>
-          <w:sz w:val="20"/>
+          <w:rFonts w:ascii="Times New Roman" w:hAnsi="Times New Roman" w:cs="Times New Roman" w:eastAsia="Times New Roman"/>
+          <w:sz w:val="26"/>
           <w:szCs w:val="20"/>
         </w:rPr>
         <w:t>Số tài khoản</w:t>
       </w:r>
       <w:r>
         <w:rPr>
-          <w:rFonts w:ascii="Times New Roman" w:hAnsi="Times New Roman" w:cs="Times New Roman"/>
-          <w:sz w:val="20"/>
+          <w:rFonts w:ascii="Times New Roman" w:hAnsi="Times New Roman" w:cs="Times New Roman" w:eastAsia="Times New Roman"/>
+          <w:sz w:val="26"/>
           <w:szCs w:val="20"/>
         </w:rPr>
         <w:t>: {{ company_bank_account_number }}</w:t>
@@ -1928,24 +1931,24 @@
       </w:pPr>
       <w:r>
         <w:rPr>
-          <w:rFonts w:ascii="Times New Roman" w:hAnsi="Times New Roman" w:cs="Times New Roman"/>
-          <w:sz w:val="20"/>
+          <w:rFonts w:ascii="Times New Roman" w:hAnsi="Times New Roman" w:cs="Times New Roman" w:eastAsia="Times New Roman"/>
+          <w:sz w:val="26"/>
           <w:szCs w:val="20"/>
         </w:rPr>
         <w:t xml:space="preserve">- </w:t>
       </w:r>
       <w:r>
         <w:rPr>
-          <w:rFonts w:ascii="Times New Roman" w:hAnsi="Times New Roman" w:cs="Times New Roman"/>
-          <w:sz w:val="20"/>
+          <w:rFonts w:ascii="Times New Roman" w:hAnsi="Times New Roman" w:cs="Times New Roman" w:eastAsia="Times New Roman"/>
+          <w:sz w:val="26"/>
           <w:szCs w:val="20"/>
         </w:rPr>
         <w:t>Chủ tài khoản</w:t>
       </w:r>
       <w:r>
         <w:rPr>
-          <w:rFonts w:ascii="Times New Roman" w:hAnsi="Times New Roman" w:cs="Times New Roman"/>
-          <w:sz w:val="20"/>
+          <w:rFonts w:ascii="Times New Roman" w:hAnsi="Times New Roman" w:cs="Times New Roman" w:eastAsia="Times New Roman"/>
+          <w:sz w:val="26"/>
           <w:szCs w:val="20"/>
         </w:rPr>
         <w:t>: {{ company_bank_account_holder }}</w:t>
@@ -1968,324 +1971,324 @@
       </w:pPr>
       <w:r>
         <w:rPr>
-          <w:rFonts w:ascii="Times New Roman" w:hAnsi="Times New Roman" w:cs="Times New Roman"/>
+          <w:rFonts w:ascii="Times New Roman" w:hAnsi="Times New Roman" w:cs="Times New Roman" w:eastAsia="Times New Roman"/>
           <w:b w:val="1"/>
           <w:bCs w:val="1"/>
           <w:i w:val="1"/>
           <w:iCs w:val="1"/>
-          <w:sz w:val="20"/>
+          <w:sz w:val="26"/>
           <w:szCs w:val="20"/>
         </w:rPr>
         <w:t xml:space="preserve">Xin </w:t>
       </w:r>
       <w:r>
         <w:rPr>
-          <w:rFonts w:ascii="Times New Roman" w:hAnsi="Times New Roman" w:cs="Times New Roman"/>
+          <w:rFonts w:ascii="Times New Roman" w:hAnsi="Times New Roman" w:cs="Times New Roman" w:eastAsia="Times New Roman"/>
           <w:b w:val="1"/>
           <w:bCs w:val="1"/>
           <w:i w:val="1"/>
           <w:iCs w:val="1"/>
-          <w:sz w:val="20"/>
+          <w:sz w:val="26"/>
           <w:szCs w:val="20"/>
         </w:rPr>
         <w:t>chân</w:t>
       </w:r>
       <w:r>
         <w:rPr>
-          <w:rFonts w:ascii="Times New Roman" w:hAnsi="Times New Roman" w:cs="Times New Roman"/>
+          <w:rFonts w:ascii="Times New Roman" w:hAnsi="Times New Roman" w:cs="Times New Roman" w:eastAsia="Times New Roman"/>
           <w:b w:val="1"/>
           <w:bCs w:val="1"/>
           <w:i w:val="1"/>
           <w:iCs w:val="1"/>
-          <w:sz w:val="20"/>
+          <w:sz w:val="26"/>
           <w:szCs w:val="20"/>
         </w:rPr>
         <w:t xml:space="preserve"> </w:t>
       </w:r>
       <w:r>
         <w:rPr>
-          <w:rFonts w:ascii="Times New Roman" w:hAnsi="Times New Roman" w:cs="Times New Roman"/>
+          <w:rFonts w:ascii="Times New Roman" w:hAnsi="Times New Roman" w:cs="Times New Roman" w:eastAsia="Times New Roman"/>
           <w:b w:val="1"/>
           <w:bCs w:val="1"/>
           <w:i w:val="1"/>
           <w:iCs w:val="1"/>
-          <w:sz w:val="20"/>
+          <w:sz w:val="26"/>
           <w:szCs w:val="20"/>
         </w:rPr>
         <w:t>thành</w:t>
       </w:r>
       <w:r>
         <w:rPr>
-          <w:rFonts w:ascii="Times New Roman" w:hAnsi="Times New Roman" w:cs="Times New Roman"/>
+          <w:rFonts w:ascii="Times New Roman" w:hAnsi="Times New Roman" w:cs="Times New Roman" w:eastAsia="Times New Roman"/>
           <w:b w:val="1"/>
           <w:bCs w:val="1"/>
           <w:i w:val="1"/>
           <w:iCs w:val="1"/>
-          <w:sz w:val="20"/>
+          <w:sz w:val="26"/>
           <w:szCs w:val="20"/>
         </w:rPr>
         <w:t xml:space="preserve"> </w:t>
       </w:r>
       <w:r>
         <w:rPr>
-          <w:rFonts w:ascii="Times New Roman" w:hAnsi="Times New Roman" w:cs="Times New Roman"/>
+          <w:rFonts w:ascii="Times New Roman" w:hAnsi="Times New Roman" w:cs="Times New Roman" w:eastAsia="Times New Roman"/>
           <w:b w:val="1"/>
           <w:bCs w:val="1"/>
           <w:i w:val="1"/>
           <w:iCs w:val="1"/>
-          <w:sz w:val="20"/>
+          <w:sz w:val="26"/>
           <w:szCs w:val="20"/>
         </w:rPr>
         <w:t>cảm</w:t>
       </w:r>
       <w:r>
         <w:rPr>
-          <w:rFonts w:ascii="Times New Roman" w:hAnsi="Times New Roman" w:cs="Times New Roman"/>
+          <w:rFonts w:ascii="Times New Roman" w:hAnsi="Times New Roman" w:cs="Times New Roman" w:eastAsia="Times New Roman"/>
           <w:b w:val="1"/>
           <w:bCs w:val="1"/>
           <w:i w:val="1"/>
           <w:iCs w:val="1"/>
-          <w:sz w:val="20"/>
+          <w:sz w:val="26"/>
           <w:szCs w:val="20"/>
         </w:rPr>
         <w:t xml:space="preserve"> </w:t>
       </w:r>
       <w:r>
         <w:rPr>
-          <w:rFonts w:ascii="Times New Roman" w:hAnsi="Times New Roman" w:cs="Times New Roman"/>
+          <w:rFonts w:ascii="Times New Roman" w:hAnsi="Times New Roman" w:cs="Times New Roman" w:eastAsia="Times New Roman"/>
           <w:b w:val="1"/>
           <w:bCs w:val="1"/>
           <w:i w:val="1"/>
           <w:iCs w:val="1"/>
-          <w:sz w:val="20"/>
+          <w:sz w:val="26"/>
           <w:szCs w:val="20"/>
         </w:rPr>
         <w:t>ơn</w:t>
       </w:r>
       <w:r>
         <w:rPr>
-          <w:rFonts w:ascii="Times New Roman" w:hAnsi="Times New Roman" w:cs="Times New Roman"/>
+          <w:rFonts w:ascii="Times New Roman" w:hAnsi="Times New Roman" w:cs="Times New Roman" w:eastAsia="Times New Roman"/>
           <w:b w:val="1"/>
           <w:bCs w:val="1"/>
           <w:i w:val="1"/>
           <w:iCs w:val="1"/>
-          <w:sz w:val="20"/>
+          <w:sz w:val="26"/>
           <w:szCs w:val="20"/>
         </w:rPr>
         <w:t xml:space="preserve"> </w:t>
       </w:r>
       <w:r>
         <w:rPr>
-          <w:rFonts w:ascii="Times New Roman" w:hAnsi="Times New Roman" w:cs="Times New Roman"/>
+          <w:rFonts w:ascii="Times New Roman" w:hAnsi="Times New Roman" w:cs="Times New Roman" w:eastAsia="Times New Roman"/>
           <w:b w:val="1"/>
           <w:bCs w:val="1"/>
           <w:i w:val="1"/>
           <w:iCs w:val="1"/>
-          <w:sz w:val="20"/>
+          <w:sz w:val="26"/>
           <w:szCs w:val="20"/>
         </w:rPr>
         <w:t>sự</w:t>
       </w:r>
       <w:r>
         <w:rPr>
-          <w:rFonts w:ascii="Times New Roman" w:hAnsi="Times New Roman" w:cs="Times New Roman"/>
+          <w:rFonts w:ascii="Times New Roman" w:hAnsi="Times New Roman" w:cs="Times New Roman" w:eastAsia="Times New Roman"/>
           <w:b w:val="1"/>
           <w:bCs w:val="1"/>
           <w:i w:val="1"/>
           <w:iCs w:val="1"/>
-          <w:sz w:val="20"/>
+          <w:sz w:val="26"/>
           <w:szCs w:val="20"/>
         </w:rPr>
         <w:t xml:space="preserve"> </w:t>
       </w:r>
       <w:r>
         <w:rPr>
-          <w:rFonts w:ascii="Times New Roman" w:hAnsi="Times New Roman" w:cs="Times New Roman"/>
+          <w:rFonts w:ascii="Times New Roman" w:hAnsi="Times New Roman" w:cs="Times New Roman" w:eastAsia="Times New Roman"/>
           <w:b w:val="1"/>
           <w:bCs w:val="1"/>
           <w:i w:val="1"/>
           <w:iCs w:val="1"/>
-          <w:sz w:val="20"/>
+          <w:sz w:val="26"/>
           <w:szCs w:val="20"/>
         </w:rPr>
         <w:t>quan</w:t>
       </w:r>
       <w:r>
         <w:rPr>
-          <w:rFonts w:ascii="Times New Roman" w:hAnsi="Times New Roman" w:cs="Times New Roman"/>
+          <w:rFonts w:ascii="Times New Roman" w:hAnsi="Times New Roman" w:cs="Times New Roman" w:eastAsia="Times New Roman"/>
           <w:b w:val="1"/>
           <w:bCs w:val="1"/>
           <w:i w:val="1"/>
           <w:iCs w:val="1"/>
-          <w:sz w:val="20"/>
+          <w:sz w:val="26"/>
           <w:szCs w:val="20"/>
         </w:rPr>
         <w:t xml:space="preserve"> </w:t>
       </w:r>
       <w:r>
         <w:rPr>
-          <w:rFonts w:ascii="Times New Roman" w:hAnsi="Times New Roman" w:cs="Times New Roman"/>
+          <w:rFonts w:ascii="Times New Roman" w:hAnsi="Times New Roman" w:cs="Times New Roman" w:eastAsia="Times New Roman"/>
           <w:b w:val="1"/>
           <w:bCs w:val="1"/>
           <w:i w:val="1"/>
           <w:iCs w:val="1"/>
-          <w:sz w:val="20"/>
+          <w:sz w:val="26"/>
           <w:szCs w:val="20"/>
         </w:rPr>
         <w:t>tâm</w:t>
       </w:r>
       <w:r>
         <w:rPr>
-          <w:rFonts w:ascii="Times New Roman" w:hAnsi="Times New Roman" w:cs="Times New Roman"/>
+          <w:rFonts w:ascii="Times New Roman" w:hAnsi="Times New Roman" w:cs="Times New Roman" w:eastAsia="Times New Roman"/>
           <w:b w:val="1"/>
           <w:bCs w:val="1"/>
           <w:i w:val="1"/>
           <w:iCs w:val="1"/>
-          <w:sz w:val="20"/>
+          <w:sz w:val="26"/>
           <w:szCs w:val="20"/>
         </w:rPr>
         <w:t xml:space="preserve"> </w:t>
       </w:r>
       <w:r>
         <w:rPr>
-          <w:rFonts w:ascii="Times New Roman" w:hAnsi="Times New Roman" w:cs="Times New Roman"/>
+          <w:rFonts w:ascii="Times New Roman" w:hAnsi="Times New Roman" w:cs="Times New Roman" w:eastAsia="Times New Roman"/>
           <w:b w:val="1"/>
           <w:bCs w:val="1"/>
           <w:i w:val="1"/>
           <w:iCs w:val="1"/>
-          <w:sz w:val="20"/>
+          <w:sz w:val="26"/>
           <w:szCs w:val="20"/>
         </w:rPr>
         <w:t>của</w:t>
       </w:r>
       <w:r>
         <w:rPr>
-          <w:rFonts w:ascii="Times New Roman" w:hAnsi="Times New Roman" w:cs="Times New Roman"/>
+          <w:rFonts w:ascii="Times New Roman" w:hAnsi="Times New Roman" w:cs="Times New Roman" w:eastAsia="Times New Roman"/>
           <w:b w:val="1"/>
           <w:bCs w:val="1"/>
           <w:i w:val="1"/>
           <w:iCs w:val="1"/>
-          <w:sz w:val="20"/>
+          <w:sz w:val="26"/>
           <w:szCs w:val="20"/>
         </w:rPr>
         <w:t xml:space="preserve"> Quý </w:t>
       </w:r>
       <w:r>
         <w:rPr>
-          <w:rFonts w:ascii="Times New Roman" w:hAnsi="Times New Roman" w:cs="Times New Roman"/>
+          <w:rFonts w:ascii="Times New Roman" w:hAnsi="Times New Roman" w:cs="Times New Roman" w:eastAsia="Times New Roman"/>
           <w:b w:val="1"/>
           <w:bCs w:val="1"/>
           <w:i w:val="1"/>
           <w:iCs w:val="1"/>
-          <w:sz w:val="20"/>
+          <w:sz w:val="26"/>
           <w:szCs w:val="20"/>
         </w:rPr>
         <w:t>khách</w:t>
       </w:r>
       <w:r>
         <w:rPr>
-          <w:rFonts w:ascii="Times New Roman" w:hAnsi="Times New Roman" w:cs="Times New Roman"/>
+          <w:rFonts w:ascii="Times New Roman" w:hAnsi="Times New Roman" w:cs="Times New Roman" w:eastAsia="Times New Roman"/>
           <w:b w:val="1"/>
           <w:bCs w:val="1"/>
           <w:i w:val="1"/>
           <w:iCs w:val="1"/>
-          <w:sz w:val="20"/>
+          <w:sz w:val="26"/>
           <w:szCs w:val="20"/>
         </w:rPr>
         <w:t xml:space="preserve"> </w:t>
       </w:r>
       <w:r>
         <w:rPr>
-          <w:rFonts w:ascii="Times New Roman" w:hAnsi="Times New Roman" w:cs="Times New Roman"/>
+          <w:rFonts w:ascii="Times New Roman" w:hAnsi="Times New Roman" w:cs="Times New Roman" w:eastAsia="Times New Roman"/>
           <w:b w:val="1"/>
           <w:bCs w:val="1"/>
           <w:i w:val="1"/>
           <w:iCs w:val="1"/>
-          <w:sz w:val="20"/>
+          <w:sz w:val="26"/>
           <w:szCs w:val="20"/>
         </w:rPr>
         <w:t>hàng</w:t>
       </w:r>
       <w:r>
         <w:rPr>
-          <w:rFonts w:ascii="Times New Roman" w:hAnsi="Times New Roman" w:cs="Times New Roman"/>
+          <w:rFonts w:ascii="Times New Roman" w:hAnsi="Times New Roman" w:cs="Times New Roman" w:eastAsia="Times New Roman"/>
           <w:b w:val="1"/>
           <w:bCs w:val="1"/>
           <w:i w:val="1"/>
           <w:iCs w:val="1"/>
-          <w:sz w:val="20"/>
+          <w:sz w:val="26"/>
           <w:szCs w:val="20"/>
         </w:rPr>
         <w:t xml:space="preserve">. Trân </w:t>
       </w:r>
       <w:r>
         <w:rPr>
-          <w:rFonts w:ascii="Times New Roman" w:hAnsi="Times New Roman" w:cs="Times New Roman"/>
+          <w:rFonts w:ascii="Times New Roman" w:hAnsi="Times New Roman" w:cs="Times New Roman" w:eastAsia="Times New Roman"/>
           <w:b w:val="1"/>
           <w:bCs w:val="1"/>
           <w:i w:val="1"/>
           <w:iCs w:val="1"/>
-          <w:sz w:val="20"/>
+          <w:sz w:val="26"/>
           <w:szCs w:val="20"/>
         </w:rPr>
         <w:t>trọng</w:t>
       </w:r>
       <w:r>
         <w:rPr>
-          <w:rFonts w:ascii="Times New Roman" w:hAnsi="Times New Roman" w:cs="Times New Roman"/>
+          <w:rFonts w:ascii="Times New Roman" w:hAnsi="Times New Roman" w:cs="Times New Roman" w:eastAsia="Times New Roman"/>
           <w:b w:val="1"/>
           <w:bCs w:val="1"/>
           <w:i w:val="1"/>
           <w:iCs w:val="1"/>
-          <w:sz w:val="20"/>
+          <w:sz w:val="26"/>
           <w:szCs w:val="20"/>
         </w:rPr>
         <w:t xml:space="preserve"> </w:t>
       </w:r>
       <w:r>
         <w:rPr>
-          <w:rFonts w:ascii="Times New Roman" w:hAnsi="Times New Roman" w:cs="Times New Roman"/>
+          <w:rFonts w:ascii="Times New Roman" w:hAnsi="Times New Roman" w:cs="Times New Roman" w:eastAsia="Times New Roman"/>
           <w:b w:val="1"/>
           <w:bCs w:val="1"/>
           <w:i w:val="1"/>
           <w:iCs w:val="1"/>
-          <w:sz w:val="20"/>
+          <w:sz w:val="26"/>
           <w:szCs w:val="20"/>
         </w:rPr>
         <w:t>kính</w:t>
       </w:r>
       <w:r>
         <w:rPr>
-          <w:rFonts w:ascii="Times New Roman" w:hAnsi="Times New Roman" w:cs="Times New Roman"/>
+          <w:rFonts w:ascii="Times New Roman" w:hAnsi="Times New Roman" w:cs="Times New Roman" w:eastAsia="Times New Roman"/>
           <w:b w:val="1"/>
           <w:bCs w:val="1"/>
           <w:i w:val="1"/>
           <w:iCs w:val="1"/>
-          <w:sz w:val="20"/>
+          <w:sz w:val="26"/>
           <w:szCs w:val="20"/>
         </w:rPr>
         <w:t xml:space="preserve"> </w:t>
       </w:r>
       <w:r>
         <w:rPr>
-          <w:rFonts w:ascii="Times New Roman" w:hAnsi="Times New Roman" w:cs="Times New Roman"/>
+          <w:rFonts w:ascii="Times New Roman" w:hAnsi="Times New Roman" w:cs="Times New Roman" w:eastAsia="Times New Roman"/>
           <w:b w:val="1"/>
           <w:bCs w:val="1"/>
           <w:i w:val="1"/>
           <w:iCs w:val="1"/>
-          <w:sz w:val="20"/>
+          <w:sz w:val="26"/>
           <w:szCs w:val="20"/>
         </w:rPr>
         <w:t>chào</w:t>
       </w:r>
       <w:r>
         <w:rPr>
-          <w:rFonts w:ascii="Times New Roman" w:hAnsi="Times New Roman" w:cs="Times New Roman"/>
+          <w:rFonts w:ascii="Times New Roman" w:hAnsi="Times New Roman" w:cs="Times New Roman" w:eastAsia="Times New Roman"/>
           <w:b w:val="1"/>
           <w:bCs w:val="1"/>
           <w:i w:val="1"/>
           <w:iCs w:val="1"/>
-          <w:sz w:val="20"/>
+          <w:sz w:val="26"/>
           <w:szCs w:val="20"/>
         </w:rPr>
         <w:t>!</w:t>
@@ -2349,30 +2352,30 @@
             </w:pPr>
             <w:r>
               <w:rPr>
-                <w:rFonts w:ascii="Times New Roman" w:hAnsi="Times New Roman" w:cs="Times New Roman"/>
+                <w:rFonts w:ascii="Times New Roman" w:hAnsi="Times New Roman" w:cs="Times New Roman" w:eastAsia="Times New Roman"/>
                 <w:b w:val="1"/>
                 <w:bCs w:val="1"/>
-                <w:sz w:val="24"/>
+                <w:sz w:val="26"/>
                 <w:szCs w:val="24"/>
               </w:rPr>
               <w:t xml:space="preserve">{{ </w:t>
             </w:r>
             <w:r>
               <w:rPr>
-                <w:rFonts w:ascii="Times New Roman" w:hAnsi="Times New Roman" w:cs="Times New Roman"/>
+                <w:rFonts w:ascii="Times New Roman" w:hAnsi="Times New Roman" w:cs="Times New Roman" w:eastAsia="Times New Roman"/>
                 <w:b w:val="1"/>
                 <w:bCs w:val="1"/>
-                <w:sz w:val="24"/>
+                <w:sz w:val="26"/>
                 <w:szCs w:val="24"/>
               </w:rPr>
               <w:t>COMPANY_NAME</w:t>
             </w:r>
             <w:r>
               <w:rPr>
-                <w:rFonts w:ascii="Times New Roman" w:hAnsi="Times New Roman" w:cs="Times New Roman"/>
+                <w:rFonts w:ascii="Times New Roman" w:hAnsi="Times New Roman" w:cs="Times New Roman" w:eastAsia="Times New Roman"/>
                 <w:b w:val="1"/>
                 <w:bCs w:val="1"/>
-                <w:sz w:val="24"/>
+                <w:sz w:val="26"/>
                 <w:szCs w:val="24"/>
               </w:rPr>
               <w:t xml:space="preserve"> }}</w:t>
@@ -2432,10 +2435,10 @@
             </w:pPr>
             <w:r>
               <w:rPr>
-                <w:rFonts w:ascii="Times New Roman" w:hAnsi="Times New Roman" w:cs="Times New Roman"/>
+                <w:rFonts w:ascii="Times New Roman" w:hAnsi="Times New Roman" w:cs="Times New Roman" w:eastAsia="Times New Roman"/>
                 <w:b/>
                 <w:iCs/>
-                <w:sz w:val="24"/>
+                <w:sz w:val="26"/>
                 <w:szCs w:val="24"/>
               </w:rPr>
               <w:t>{{ company_representative_name }}</w:t>
@@ -3302,6 +3305,10 @@
     <w:name w:val="Normal"/>
     <w:qFormat/>
     <w:rsid w:val="00FC693F"/>
+    <w:rPr>
+      <w:rFonts w:ascii="Times New Roman" w:hAnsi="Times New Roman" w:eastAsia="Times New Roman"/>
+      <w:sz w:val="26"/>
+    </w:rPr>
   </w:style>
   <w:style w:type="paragraph" w:styleId="Heading1">
     <w:name w:val="heading 1"/>

--- a/app/uploads/templates/SOFA-NGOCHAN/quotation_2d1aefda.docx
+++ b/app/uploads/templates/SOFA-NGOCHAN/quotation_2d1aefda.docx
@@ -96,9 +96,24 @@
                 <w:color w:val="000000" w:themeColor="text1" w:themeTint="FF" w:themeShade="FF"/>
                 <w:sz w:val="20"/>
                 <w:szCs w:val="20"/>
+              </w:rPr>
+            </w:pPr>
+            <w:r>
+              <w:rPr>
+                <w:rFonts w:ascii="Times New Roman" w:hAnsi="Times New Roman" w:eastAsia="Times New Roman" w:cs="Times New Roman"/>
+                <w:b w:val="1"/>
+                <w:bCs w:val="1"/>
+                <w:i w:val="0"/>
+                <w:iCs w:val="0"/>
+                <w:caps w:val="0"/>
+                <w:smallCaps w:val="0"/>
+                <w:color w:val="000000" w:themeColor="text1" w:themeTint="FF" w:themeShade="FF"/>
+                <w:sz w:val="26"/>
+                <w:szCs w:val="20"/>
                 <w:lang w:val="vi"/>
               </w:rPr>
-            </w:pPr>
+              <w:t>ĐC</w:t>
+            </w:r>
             <w:r>
               <w:rPr>
                 <w:rFonts w:ascii="Times New Roman" w:hAnsi="Times New Roman" w:eastAsia="Times New Roman" w:cs="Times New Roman"/>
@@ -113,72 +128,63 @@
                 <w:szCs w:val="20"/>
                 <w:lang w:val="vi"/>
               </w:rPr>
-              <w:t>{{ company_address }}</w:t>
+              <w:t>: Ấp 3, Xã Tân Phước 1, Tỉnh Đồng Tháp</w:t>
+            </w:r>
+          </w:p>
+          <w:p>
+            <w:pPr>
+              <w:pStyle w:val="Header"/>
+              <w:tabs>
+                <w:tab w:val="center" w:leader="none" w:pos="4680"/>
+                <w:tab w:val="right" w:leader="none" w:pos="9360"/>
+              </w:tabs>
+              <w:bidi w:val="0"/>
+              <w:spacing w:line="240" w:lineRule="auto"/>
+              <w:jc w:val="center"/>
+              <w:rPr>
+                <w:rFonts w:ascii="Times New Roman" w:hAnsi="Times New Roman" w:eastAsia="Times New Roman" w:cs="Times New Roman"/>
+                <w:b w:val="0"/>
+                <w:bCs w:val="0"/>
+                <w:i w:val="0"/>
+                <w:iCs w:val="0"/>
+                <w:caps w:val="0"/>
+                <w:smallCaps w:val="0"/>
+                <w:color w:val="000000" w:themeColor="text1" w:themeTint="FF" w:themeShade="FF"/>
+                <w:sz w:val="20"/>
+                <w:szCs w:val="20"/>
+              </w:rPr>
+            </w:pPr>
+            <w:r>
+              <w:rPr>
+                <w:rFonts w:ascii="Times New Roman" w:hAnsi="Times New Roman" w:eastAsia="Times New Roman" w:cs="Times New Roman"/>
+                <w:b w:val="1"/>
+                <w:bCs w:val="1"/>
+                <w:i w:val="0"/>
+                <w:iCs w:val="0"/>
+                <w:caps w:val="0"/>
+                <w:smallCaps w:val="0"/>
+                <w:color w:val="000000" w:themeColor="text1" w:themeTint="FF" w:themeShade="FF"/>
+                <w:sz w:val="26"/>
+                <w:szCs w:val="20"/>
+                <w:lang w:val="vi"/>
+              </w:rPr>
+              <w:t>ĐCSX</w:t>
             </w:r>
             <w:r>
               <w:rPr>
-                <w:rFonts w:ascii="Times New Roman" w:hAnsi="Times New Roman" w:eastAsia="Times New Roman"/>
+                <w:rFonts w:ascii="Times New Roman" w:hAnsi="Times New Roman" w:eastAsia="Times New Roman" w:cs="Times New Roman"/>
+                <w:b w:val="0"/>
+                <w:bCs w:val="0"/>
+                <w:i w:val="0"/>
+                <w:iCs w:val="0"/>
+                <w:caps w:val="0"/>
+                <w:smallCaps w:val="0"/>
+                <w:color w:val="000000" w:themeColor="text1" w:themeTint="FF" w:themeShade="FF"/>
+                <w:sz w:val="26"/>
+                <w:szCs w:val="20"/>
+                <w:lang w:val="vi"/>
               </w:rPr>
-              <w:drawing>
-                <wp:anchor distT="0" distB="0" distL="114300" distR="114300" simplePos="0" relativeHeight="251659264" behindDoc="1" locked="0" layoutInCell="1" allowOverlap="1" wp14:anchorId="1C1FA185" wp14:editId="2C3911BD">
-                  <wp:simplePos x="0" y="0"/>
-                  <wp:positionH relativeFrom="column">
-                    <wp:posOffset>28575</wp:posOffset>
-                  </wp:positionH>
-                  <wp:positionV relativeFrom="paragraph">
-                    <wp:posOffset>133350</wp:posOffset>
-                  </wp:positionV>
-                  <wp:extent cx="1420495" cy="1322705"/>
-                  <wp:effectExtent l="0" t="0" r="8255" b="0"/>
-                  <wp:wrapNone/>
-                  <wp:docPr id="4" name="Picture 4"/>
-                  <wp:cNvGraphicFramePr>
-                    <a:graphicFrameLocks noChangeAspect="1"/>
-                  </wp:cNvGraphicFramePr>
-                  <a:graphic>
-                    <a:graphicData xmlns:a="http://schemas.openxmlformats.org/drawingml/2006/main" uri="http://schemas.openxmlformats.org/drawingml/2006/picture">
-                      <pic:pic xmlns:pic="http://schemas.openxmlformats.org/drawingml/2006/picture">
-                        <pic:nvPicPr xmlns:pic="http://schemas.openxmlformats.org/drawingml/2006/picture">
-                          <pic:cNvPr xmlns:pic="http://schemas.openxmlformats.org/drawingml/2006/picture" id="4" name="Picture 4"/>
-                          <pic:cNvPicPr xmlns:pic="http://schemas.openxmlformats.org/drawingml/2006/picture"/>
-                        </pic:nvPicPr>
-                        <pic:blipFill xmlns:pic="http://schemas.openxmlformats.org/drawingml/2006/picture">
-                          <a:blip xmlns:r="http://schemas.openxmlformats.org/officeDocument/2006/relationships" xmlns:a="http://schemas.openxmlformats.org/drawingml/2006/main" r:embed="rId9">
-                            <a:extLst xmlns:a="http://schemas.openxmlformats.org/drawingml/2006/main">
-                              <a:ext xmlns:a="http://schemas.openxmlformats.org/drawingml/2006/main" uri="{28A0092B-C50C-407E-A947-70E740481C1C}">
-                                <a14:useLocalDpi xmlns:a14="http://schemas.microsoft.com/office/drawing/2010/main" val="0"/>
-                              </a:ext>
-                            </a:extLst>
-                          </a:blip>
-                          <a:stretch xmlns:a="http://schemas.openxmlformats.org/drawingml/2006/main">
-                            <a:fillRect xmlns:a="http://schemas.openxmlformats.org/drawingml/2006/main"/>
-                          </a:stretch>
-                        </pic:blipFill>
-                        <pic:spPr xmlns:pic="http://schemas.openxmlformats.org/drawingml/2006/picture">
-                          <a:xfrm xmlns:a="http://schemas.openxmlformats.org/drawingml/2006/main">
-                            <a:off xmlns:a="http://schemas.openxmlformats.org/drawingml/2006/main" x="0" y="0"/>
-                            <a:ext xmlns:a="http://schemas.openxmlformats.org/drawingml/2006/main" cx="1420495" cy="1322705"/>
-                          </a:xfrm>
-                          <a:prstGeom xmlns:a="http://schemas.openxmlformats.org/drawingml/2006/main" prst="rect">
-                            <a:avLst xmlns:a="http://schemas.openxmlformats.org/drawingml/2006/main"/>
-                          </a:prstGeom>
-                          <a:effectLst xmlns:a="http://schemas.openxmlformats.org/drawingml/2006/main">
-                            <a:outerShdw xmlns:a="http://schemas.openxmlformats.org/drawingml/2006/main" blurRad="50800" dist="50800" dir="5400000" sx="64000" sy="64000" algn="ctr" rotWithShape="0">
-                              <a:schemeClr xmlns:a="http://schemas.openxmlformats.org/drawingml/2006/main" val="bg1"/>
-                            </a:outerShdw>
-                          </a:effectLst>
-                        </pic:spPr>
-                      </pic:pic>
-                    </a:graphicData>
-                  </a:graphic>
-                  <wp14:sizeRelH relativeFrom="page">
-                    <wp14:pctWidth>0</wp14:pctWidth>
-                  </wp14:sizeRelH>
-                  <wp14:sizeRelV relativeFrom="page">
-                    <wp14:pctHeight>0</wp14:pctHeight>
-                  </wp14:sizeRelV>
-                </wp:anchor>
-              </w:drawing>
+              <w:t>: 5/10 Nguyễn Thị Pha, Ấp 29, Xã Đông Thạnh, TP. Hồ Chí Minh</w:t>
             </w:r>
           </w:p>
           <w:p>
